--- a/papers/Figures_1Oct2025.docx
+++ b/papers/Figures_1Oct2025.docx
@@ -797,7 +797,23 @@
           <w:sz w:val="24"/>
           <w:szCs w:val="24"/>
         </w:rPr>
-        <w:t>Impact of outbreak response immunization (ORI).</w:t>
+        <w:t>Impact of outbreak response immunization</w:t>
+      </w:r>
+      <w:r>
+        <w:rPr>
+          <w:rFonts w:ascii="Aptos" w:hAnsi="Aptos" w:cs="Cambria Math" w:hint="eastAsia"/>
+          <w:sz w:val="24"/>
+          <w:szCs w:val="24"/>
+        </w:rPr>
+        <w:t xml:space="preserve"> (ORI)</w:t>
+      </w:r>
+      <w:r>
+        <w:rPr>
+          <w:rFonts w:ascii="Aptos" w:hAnsi="Aptos" w:cs="Cambria Math"/>
+          <w:sz w:val="24"/>
+          <w:szCs w:val="24"/>
+        </w:rPr>
+        <w:t>.</w:t>
       </w:r>
       <w:r>
         <w:rPr>
@@ -829,7 +845,7 @@
           <w:sz w:val="24"/>
           <w:szCs w:val="24"/>
         </w:rPr>
-        <w:t xml:space="preserve">ercentage of cases averted </w:t>
+        <w:t xml:space="preserve">ercent of cases averted </w:t>
       </w:r>
       <w:r>
         <w:rPr>
@@ -861,15 +877,23 @@
           <w:sz w:val="24"/>
           <w:szCs w:val="24"/>
         </w:rPr>
-        <w:t xml:space="preserve"> implement</w:t>
-      </w:r>
-      <w:r>
-        <w:rPr>
-          <w:rFonts w:ascii="Aptos" w:hAnsi="Aptos" w:cs="Cambria Math" w:hint="eastAsia"/>
-          <w:sz w:val="24"/>
-          <w:szCs w:val="24"/>
-        </w:rPr>
-        <w:t>ed with 1</w:t>
+        <w:t xml:space="preserve"> i</w:t>
+      </w:r>
+      <w:r>
+        <w:rPr>
+          <w:rFonts w:ascii="Aptos" w:hAnsi="Aptos" w:cs="Cambria Math" w:hint="eastAsia"/>
+          <w:sz w:val="24"/>
+          <w:szCs w:val="24"/>
+        </w:rPr>
+        <w:t xml:space="preserve">nitiated </w:t>
+      </w:r>
+      <w:r>
+        <w:rPr>
+          <w:rFonts w:ascii="Aptos" w:hAnsi="Aptos" w:cs="Cambria Math" w:hint="eastAsia"/>
+          <w:sz w:val="24"/>
+          <w:szCs w:val="24"/>
+        </w:rPr>
+        <w:t>1</w:t>
       </w:r>
       <w:r>
         <w:rPr>
@@ -885,47 +909,23 @@
           <w:sz w:val="24"/>
           <w:szCs w:val="24"/>
         </w:rPr>
-        <w:t xml:space="preserve"> of delay for </w:t>
-      </w:r>
-      <w:r>
-        <w:rPr>
-          <w:rFonts w:ascii="Aptos" w:hAnsi="Aptos" w:cs="Cambria Math"/>
-          <w:sz w:val="24"/>
-          <w:szCs w:val="24"/>
-        </w:rPr>
-        <w:t>vaccine coverage levels of 60%, 75%, and 90%. ORI</w:t>
-      </w:r>
-      <w:r>
-        <w:rPr>
-          <w:rFonts w:ascii="Aptos" w:hAnsi="Aptos" w:cs="Cambria Math" w:hint="eastAsia"/>
-          <w:sz w:val="24"/>
-          <w:szCs w:val="24"/>
-        </w:rPr>
-        <w:t>s</w:t>
-      </w:r>
-      <w:r>
-        <w:rPr>
-          <w:rFonts w:ascii="Aptos" w:hAnsi="Aptos" w:cs="Cambria Math"/>
-          <w:sz w:val="24"/>
-          <w:szCs w:val="24"/>
-        </w:rPr>
-        <w:t xml:space="preserve"> is assumed to be triggered at </w:t>
-      </w:r>
-      <w:r>
-        <w:rPr>
-          <w:rFonts w:ascii="Aptos" w:hAnsi="Aptos" w:cs="Cambria Math" w:hint="eastAsia"/>
-          <w:sz w:val="24"/>
-          <w:szCs w:val="24"/>
-        </w:rPr>
-        <w:t>outbreak</w:t>
-      </w:r>
-      <w:r>
-        <w:rPr>
-          <w:rFonts w:ascii="Aptos" w:hAnsi="Aptos" w:cs="Cambria Math"/>
-          <w:sz w:val="24"/>
-          <w:szCs w:val="24"/>
-        </w:rPr>
-        <w:t xml:space="preserve"> onset.</w:t>
+        <w:t xml:space="preserve"> </w:t>
+      </w:r>
+      <w:r>
+        <w:rPr>
+          <w:rFonts w:ascii="Aptos" w:hAnsi="Aptos" w:cs="Cambria Math" w:hint="eastAsia"/>
+          <w:sz w:val="24"/>
+          <w:szCs w:val="24"/>
+        </w:rPr>
+        <w:t xml:space="preserve">after outbreak onset </w:t>
+      </w:r>
+      <w:r>
+        <w:rPr>
+          <w:rFonts w:ascii="Aptos" w:hAnsi="Aptos" w:cs="Cambria Math"/>
+          <w:sz w:val="24"/>
+          <w:szCs w:val="24"/>
+        </w:rPr>
+        <w:t>under vaccine coverage of 60%, 75%, and 90% (ORI is triggered at outbreak onset)</w:t>
       </w:r>
       <w:r>
         <w:rPr>
@@ -937,7 +937,34 @@
         <w:rPr>
           <w:rFonts w:hint="eastAsia"/>
         </w:rPr>
-        <w:t xml:space="preserve">(B) Exponential decay fitting to the percentage case averted. Fitting results are shown for 30 example outbreaks. Think line and shades show median, 50%, and 95% percentiles. </w:t>
+        <w:t xml:space="preserve">(B) </w:t>
+      </w:r>
+      <w:r>
+        <w:t>Exponential-decay fits to the percent of cases averted across outbreaks</w:t>
+      </w:r>
+      <w:r>
+        <w:rPr>
+          <w:rFonts w:hint="eastAsia"/>
+        </w:rPr>
+        <w:t xml:space="preserve"> under 75% vaccine coverage</w:t>
+      </w:r>
+      <w:r>
+        <w:t xml:space="preserve">: </w:t>
+      </w:r>
+      <w:r>
+        <w:rPr>
+          <w:rFonts w:hint="eastAsia"/>
+        </w:rPr>
+        <w:t xml:space="preserve">thin colored </w:t>
+      </w:r>
+      <w:r>
+        <w:t>curves show 30 representative outbreaks; the thick red line is the median; darker shading indicates the interquartile (50%) envelope and lighter shading the 95% envelope.</w:t>
+      </w:r>
+      <w:r>
+        <w:rPr>
+          <w:rFonts w:hint="eastAsia"/>
+        </w:rPr>
+        <w:t xml:space="preserve"> </w:t>
       </w:r>
       <w:r>
         <w:rPr>
@@ -949,107 +976,222 @@
       </w:r>
       <w:r>
         <w:rPr>
-          <w:rFonts w:ascii="Aptos" w:hAnsi="Aptos" w:cs="Cambria Math" w:hint="eastAsia"/>
-          <w:sz w:val="24"/>
-          <w:szCs w:val="24"/>
-        </w:rPr>
-        <w:t xml:space="preserve">Percent </w:t>
-      </w:r>
-      <w:r>
-        <w:rPr>
-          <w:rFonts w:ascii="Aptos" w:hAnsi="Aptos" w:cs="Cambria Math" w:hint="eastAsia"/>
-          <w:sz w:val="24"/>
-          <w:szCs w:val="24"/>
-        </w:rPr>
-        <w:t xml:space="preserve">outbreaks </w:t>
-      </w:r>
-      <w:r>
-        <w:rPr>
-          <w:rFonts w:ascii="Aptos" w:hAnsi="Aptos" w:cs="Cambria Math" w:hint="eastAsia"/>
-          <w:sz w:val="24"/>
-          <w:szCs w:val="24"/>
-        </w:rPr>
-        <w:t>in</w:t>
-      </w:r>
-      <w:r>
-        <w:rPr>
-          <w:rFonts w:ascii="Aptos" w:hAnsi="Aptos" w:cs="Cambria Math" w:hint="eastAsia"/>
-          <w:sz w:val="24"/>
-          <w:szCs w:val="24"/>
-        </w:rPr>
-        <w:t xml:space="preserve"> which ORI </w:t>
-      </w:r>
-      <w:r>
-        <w:rPr>
-          <w:rFonts w:ascii="Aptos" w:hAnsi="Aptos" w:cs="Cambria Math"/>
-          <w:sz w:val="24"/>
-          <w:szCs w:val="24"/>
-        </w:rPr>
-        <w:t>occurred</w:t>
-      </w:r>
-      <w:r>
-        <w:rPr>
-          <w:rFonts w:ascii="Aptos" w:hAnsi="Aptos" w:cs="Cambria Math" w:hint="eastAsia"/>
-          <w:sz w:val="24"/>
-          <w:szCs w:val="24"/>
-        </w:rPr>
-        <w:t xml:space="preserve"> and </w:t>
-      </w:r>
-      <w:r>
-        <w:rPr>
-          <w:rFonts w:ascii="Aptos" w:hAnsi="Aptos" w:cs="Cambria Math" w:hint="eastAsia"/>
-          <w:sz w:val="24"/>
-          <w:szCs w:val="24"/>
-        </w:rPr>
-        <w:t xml:space="preserve">were </w:t>
-      </w:r>
-      <w:r>
-        <w:rPr>
-          <w:rFonts w:ascii="Aptos" w:hAnsi="Aptos" w:cs="Cambria Math" w:hint="eastAsia"/>
-          <w:sz w:val="24"/>
-          <w:szCs w:val="24"/>
-        </w:rPr>
-        <w:t>therefo</w:t>
-      </w:r>
-      <w:r>
-        <w:rPr>
-          <w:rFonts w:ascii="Aptos" w:hAnsi="Aptos" w:cs="Cambria Math" w:hint="eastAsia"/>
-          <w:sz w:val="24"/>
-          <w:szCs w:val="24"/>
-        </w:rPr>
-        <w:t>re</w:t>
-      </w:r>
-      <w:r>
-        <w:rPr>
-          <w:rFonts w:ascii="Aptos" w:hAnsi="Aptos" w:cs="Cambria Math" w:hint="eastAsia"/>
-          <w:sz w:val="24"/>
-          <w:szCs w:val="24"/>
-        </w:rPr>
-        <w:t xml:space="preserve"> included </w:t>
-      </w:r>
-      <w:r>
-        <w:rPr>
-          <w:rFonts w:ascii="Aptos" w:hAnsi="Aptos" w:cs="Cambria Math" w:hint="eastAsia"/>
-          <w:sz w:val="24"/>
-          <w:szCs w:val="24"/>
-        </w:rPr>
-        <w:t>in</w:t>
-      </w:r>
-      <w:r>
-        <w:rPr>
-          <w:rFonts w:ascii="Aptos" w:hAnsi="Aptos" w:cs="Cambria Math" w:hint="eastAsia"/>
-          <w:sz w:val="24"/>
-          <w:szCs w:val="24"/>
-        </w:rPr>
-        <w:t xml:space="preserve"> the analysis. </w:t>
-      </w:r>
-      <w:r>
-        <w:rPr>
-          <w:rFonts w:ascii="Aptos" w:hAnsi="Aptos" w:cs="Cambria Math" w:hint="eastAsia"/>
-          <w:sz w:val="24"/>
-          <w:szCs w:val="24"/>
-        </w:rPr>
-        <w:t xml:space="preserve">(D), (E), and (F) show cases averted per 1, 000 OCVs across delay in ORI implementation and percentiles by attack rate, outbreak duration, and outbreak size, respectively. </w:t>
+          <w:rFonts w:ascii="Aptos" w:hAnsi="Aptos" w:cs="Cambria Math"/>
+          <w:sz w:val="24"/>
+          <w:szCs w:val="24"/>
+        </w:rPr>
+        <w:t>Proportion of outbreaks eligible for analysis at each delay (i.e., outbreaks long enough for an ORI to have occurred by that delay).</w:t>
+      </w:r>
+      <w:r>
+        <w:rPr>
+          <w:rFonts w:ascii="Aptos" w:hAnsi="Aptos" w:cs="Cambria Math" w:hint="eastAsia"/>
+          <w:sz w:val="24"/>
+          <w:szCs w:val="24"/>
+        </w:rPr>
+        <w:t xml:space="preserve"> </w:t>
+      </w:r>
+      <w:r>
+        <w:rPr>
+          <w:rFonts w:ascii="Aptos" w:hAnsi="Aptos" w:cs="Cambria Math" w:hint="eastAsia"/>
+          <w:sz w:val="24"/>
+          <w:szCs w:val="24"/>
+        </w:rPr>
+        <w:t>(D</w:t>
+      </w:r>
+      <w:r>
+        <w:rPr>
+          <w:rFonts w:ascii="Aptos" w:hAnsi="Aptos" w:cs="Cambria Math" w:hint="eastAsia"/>
+          <w:sz w:val="24"/>
+          <w:szCs w:val="24"/>
+        </w:rPr>
+        <w:t>-</w:t>
+      </w:r>
+      <w:r>
+        <w:rPr>
+          <w:rFonts w:ascii="Aptos" w:hAnsi="Aptos" w:cs="Cambria Math" w:hint="eastAsia"/>
+          <w:sz w:val="24"/>
+          <w:szCs w:val="24"/>
+        </w:rPr>
+        <w:t xml:space="preserve">F) </w:t>
+      </w:r>
+      <w:r>
+        <w:rPr>
+          <w:rFonts w:ascii="Aptos" w:hAnsi="Aptos" w:cs="Cambria Math" w:hint="eastAsia"/>
+          <w:sz w:val="24"/>
+          <w:szCs w:val="24"/>
+        </w:rPr>
+        <w:t>Ca</w:t>
+      </w:r>
+      <w:r>
+        <w:rPr>
+          <w:rFonts w:ascii="Aptos" w:hAnsi="Aptos" w:cs="Cambria Math" w:hint="eastAsia"/>
+          <w:sz w:val="24"/>
+          <w:szCs w:val="24"/>
+        </w:rPr>
+        <w:t>ses averted per 1, 000 OCVs across delay in ORI implementation</w:t>
+      </w:r>
+      <w:r>
+        <w:rPr>
+          <w:rFonts w:ascii="Aptos" w:hAnsi="Aptos" w:cs="Cambria Math" w:hint="eastAsia"/>
+          <w:sz w:val="24"/>
+          <w:szCs w:val="24"/>
+        </w:rPr>
+        <w:t xml:space="preserve"> </w:t>
+      </w:r>
+      <w:r>
+        <w:rPr>
+          <w:rFonts w:ascii="Aptos" w:hAnsi="Aptos" w:cs="Cambria Math" w:hint="eastAsia"/>
+          <w:sz w:val="24"/>
+          <w:szCs w:val="24"/>
+        </w:rPr>
+        <w:t xml:space="preserve">under 75% vaccine coverage </w:t>
+      </w:r>
+      <w:r>
+        <w:rPr>
+          <w:rFonts w:ascii="Aptos" w:hAnsi="Aptos" w:cs="Cambria Math" w:hint="eastAsia"/>
+          <w:sz w:val="24"/>
+          <w:szCs w:val="24"/>
+        </w:rPr>
+        <w:t xml:space="preserve">for subsets </w:t>
+      </w:r>
+      <w:r>
+        <w:rPr>
+          <w:rFonts w:ascii="Aptos" w:hAnsi="Aptos" w:cs="Cambria Math" w:hint="eastAsia"/>
+          <w:sz w:val="24"/>
+          <w:szCs w:val="24"/>
+        </w:rPr>
+        <w:t xml:space="preserve">defined by </w:t>
+      </w:r>
+      <w:r>
+        <w:rPr>
+          <w:rFonts w:ascii="Aptos" w:hAnsi="Aptos" w:cs="Cambria Math" w:hint="eastAsia"/>
+          <w:sz w:val="24"/>
+          <w:szCs w:val="24"/>
+        </w:rPr>
+        <w:t>(D) attack rate, (E) outbreak duration, and (F) outbreak size.</w:t>
+      </w:r>
+      <w:r>
+        <w:rPr>
+          <w:rFonts w:ascii="Aptos" w:hAnsi="Aptos" w:cs="Cambria Math" w:hint="eastAsia"/>
+          <w:sz w:val="24"/>
+          <w:szCs w:val="24"/>
+        </w:rPr>
+        <w:t xml:space="preserve"> </w:t>
+      </w:r>
+      <w:r>
+        <w:rPr>
+          <w:rFonts w:ascii="Aptos" w:hAnsi="Aptos" w:cs="Cambria Math" w:hint="eastAsia"/>
+          <w:sz w:val="24"/>
+          <w:szCs w:val="24"/>
+        </w:rPr>
+        <w:t>Y-axis labels of the form</w:t>
+      </w:r>
+      <w:r>
+        <w:rPr>
+          <w:rFonts w:ascii="Aptos" w:hAnsi="Aptos" w:cs="Cambria Math" w:hint="eastAsia"/>
+          <w:sz w:val="24"/>
+          <w:szCs w:val="24"/>
+        </w:rPr>
+        <w:t>,</w:t>
+      </w:r>
+      <w:r>
+        <w:rPr>
+          <w:rFonts w:ascii="Aptos" w:hAnsi="Aptos" w:cs="Cambria Math" w:hint="eastAsia"/>
+          <w:sz w:val="24"/>
+          <w:szCs w:val="24"/>
+        </w:rPr>
+        <w:t xml:space="preserve"> </w:t>
+      </w:r>
+      <w:r>
+        <w:rPr>
+          <w:rFonts w:ascii="Aptos" w:hAnsi="Aptos" w:cs="Cambria Math" w:hint="eastAsia"/>
+          <w:sz w:val="24"/>
+          <w:szCs w:val="24"/>
+        </w:rPr>
+        <w:t>&gt;=</w:t>
+      </w:r>
+      <w:r>
+        <w:rPr>
+          <w:rFonts w:ascii="Aptos" w:hAnsi="Aptos" w:cs="Cambria Math" w:hint="eastAsia"/>
+          <w:sz w:val="24"/>
+          <w:szCs w:val="24"/>
+        </w:rPr>
+        <w:t>P</w:t>
+      </w:r>
+      <w:r>
+        <w:rPr>
+          <w:rFonts w:ascii="Aptos" w:hAnsi="Aptos" w:cs="Cambria Math" w:hint="eastAsia"/>
+          <w:sz w:val="24"/>
+          <w:szCs w:val="24"/>
+          <w:vertAlign w:val="subscript"/>
+        </w:rPr>
+        <w:t>X%</w:t>
+      </w:r>
+      <w:r>
+        <w:rPr>
+          <w:rFonts w:ascii="Aptos" w:hAnsi="Aptos" w:cs="Cambria Math" w:hint="eastAsia"/>
+          <w:sz w:val="24"/>
+          <w:szCs w:val="24"/>
+        </w:rPr>
+        <w:t xml:space="preserve">, </w:t>
+      </w:r>
+      <w:r>
+        <w:rPr>
+          <w:rFonts w:ascii="Aptos" w:hAnsi="Aptos" w:cs="Cambria Math" w:hint="eastAsia"/>
+          <w:sz w:val="24"/>
+          <w:szCs w:val="24"/>
+        </w:rPr>
+        <w:t>denote subsets containing outbreaks at or</w:t>
+      </w:r>
+      <w:r>
+        <w:rPr>
+          <w:rFonts w:ascii="Aptos" w:hAnsi="Aptos" w:cs="Cambria Math" w:hint="eastAsia"/>
+          <w:sz w:val="24"/>
+          <w:szCs w:val="24"/>
+        </w:rPr>
+        <w:t xml:space="preserve"> </w:t>
+      </w:r>
+      <w:r>
+        <w:rPr>
+          <w:rFonts w:ascii="Aptos" w:hAnsi="Aptos" w:cs="Cambria Math" w:hint="eastAsia"/>
+          <w:sz w:val="24"/>
+          <w:szCs w:val="24"/>
+        </w:rPr>
+        <w:t>above the X</w:t>
+      </w:r>
+      <w:r>
+        <w:rPr>
+          <w:rFonts w:ascii="Aptos" w:hAnsi="Aptos" w:cs="Cambria Math" w:hint="eastAsia"/>
+          <w:i/>
+          <w:iCs/>
+          <w:sz w:val="24"/>
+          <w:szCs w:val="24"/>
+        </w:rPr>
+        <w:t>th</w:t>
+      </w:r>
+      <w:r>
+        <w:rPr>
+          <w:rFonts w:ascii="Aptos" w:hAnsi="Aptos" w:cs="Cambria Math" w:hint="eastAsia"/>
+          <w:sz w:val="24"/>
+          <w:szCs w:val="24"/>
+        </w:rPr>
+        <w:t xml:space="preserve"> percentile of the corresponding </w:t>
+      </w:r>
+      <w:r>
+        <w:rPr>
+          <w:rFonts w:ascii="Aptos" w:hAnsi="Aptos" w:cs="Cambria Math" w:hint="eastAsia"/>
+          <w:sz w:val="24"/>
+          <w:szCs w:val="24"/>
+        </w:rPr>
+        <w:t>characteristic</w:t>
+      </w:r>
+      <w:r>
+        <w:rPr>
+          <w:rFonts w:ascii="Aptos" w:hAnsi="Aptos" w:cs="Cambria Math" w:hint="eastAsia"/>
+          <w:sz w:val="24"/>
+          <w:szCs w:val="24"/>
+        </w:rPr>
+        <w:t>.</w:t>
       </w:r>
     </w:p>
     <w:p>
@@ -1076,10 +1218,10 @@
         </w:rPr>
         <w:lastRenderedPageBreak/>
         <w:drawing>
-          <wp:inline distT="0" distB="0" distL="0" distR="0" wp14:anchorId="256049C7" wp14:editId="28068044">
-            <wp:extent cx="6000750" cy="8093710"/>
-            <wp:effectExtent l="0" t="0" r="0" b="2540"/>
-            <wp:docPr id="1072789149" name="Picture 1" descr="A screenshot of a graph&#10;&#10;AI-generated content may be incorrect."/>
+          <wp:inline distT="0" distB="0" distL="0" distR="0" wp14:anchorId="1AB4FA97" wp14:editId="6F9C1CB8">
+            <wp:extent cx="6000750" cy="8094980"/>
+            <wp:effectExtent l="0" t="0" r="0" b="1270"/>
+            <wp:docPr id="41338233" name="Picture 1" descr="A screenshot of a graph&#10;&#10;AI-generated content may be incorrect."/>
             <wp:cNvGraphicFramePr>
               <a:graphicFrameLocks xmlns:a="http://schemas.openxmlformats.org/drawingml/2006/main" noChangeAspect="1"/>
             </wp:cNvGraphicFramePr>
@@ -1087,7 +1229,7 @@
               <a:graphicData uri="http://schemas.openxmlformats.org/drawingml/2006/picture">
                 <pic:pic xmlns:pic="http://schemas.openxmlformats.org/drawingml/2006/picture">
                   <pic:nvPicPr>
-                    <pic:cNvPr id="1072789149" name="Picture 1" descr="A screenshot of a graph&#10;&#10;AI-generated content may be incorrect."/>
+                    <pic:cNvPr id="41338233" name="Picture 1" descr="A screenshot of a graph&#10;&#10;AI-generated content may be incorrect."/>
                     <pic:cNvPicPr/>
                   </pic:nvPicPr>
                   <pic:blipFill>
@@ -1099,7 +1241,7 @@
                   <pic:spPr>
                     <a:xfrm>
                       <a:off x="0" y="0"/>
-                      <a:ext cx="6000750" cy="8093710"/>
+                      <a:ext cx="6000750" cy="8094980"/>
                     </a:xfrm>
                     <a:prstGeom prst="rect">
                       <a:avLst/>
@@ -2021,7 +2163,6 @@
   <w:style w:type="character" w:default="1" w:styleId="DefaultParagraphFont">
     <w:name w:val="Default Paragraph Font"/>
     <w:uiPriority w:val="1"/>
-    <w:semiHidden/>
     <w:unhideWhenUsed/>
   </w:style>
   <w:style w:type="table" w:default="1" w:styleId="TableNormal">

--- a/papers/Figures_1Oct2025.docx
+++ b/papers/Figures_1Oct2025.docx
@@ -737,7 +737,7 @@
     <w:p>
       <w:pPr>
         <w:rPr>
-          <w:rFonts w:ascii="Aptos" w:hAnsi="Aptos" w:cs="Cambria Math" w:hint="eastAsia"/>
+          <w:rFonts w:ascii="Aptos" w:hAnsi="Aptos" w:cs="Cambria Math"/>
           <w:sz w:val="24"/>
           <w:szCs w:val="24"/>
         </w:rPr>
@@ -940,30 +940,12 @@
         <w:t xml:space="preserve">(B) </w:t>
       </w:r>
       <w:r>
-        <w:t>Exponential-decay fits to the percent of cases averted across outbreaks</w:t>
+        <w:t>Exponential-decay fits to the proportion of cases averted, normalized to the week-1 value, under 75% vaccine coverage: thin colored curves show 30 representative outbreaks; the thick red curve is the median; darker shading denotes the interquartile (50%) envelope and lighter shading the 95% envelope.</w:t>
       </w:r>
       <w:r>
         <w:rPr>
           <w:rFonts w:hint="eastAsia"/>
         </w:rPr>
-        <w:t xml:space="preserve"> under 75% vaccine coverage</w:t>
-      </w:r>
-      <w:r>
-        <w:t xml:space="preserve">: </w:t>
-      </w:r>
-      <w:r>
-        <w:rPr>
-          <w:rFonts w:hint="eastAsia"/>
-        </w:rPr>
-        <w:t xml:space="preserve">thin colored </w:t>
-      </w:r>
-      <w:r>
-        <w:t>curves show 30 representative outbreaks; the thick red line is the median; darker shading indicates the interquartile (50%) envelope and lighter shading the 95% envelope.</w:t>
-      </w:r>
-      <w:r>
-        <w:rPr>
-          <w:rFonts w:hint="eastAsia"/>
-        </w:rPr>
         <w:t xml:space="preserve"> </w:t>
       </w:r>
       <w:r>
@@ -1020,7 +1002,15 @@
           <w:sz w:val="24"/>
           <w:szCs w:val="24"/>
         </w:rPr>
-        <w:t>Ca</w:t>
+        <w:t>Median c</w:t>
+      </w:r>
+      <w:r>
+        <w:rPr>
+          <w:rFonts w:ascii="Aptos" w:hAnsi="Aptos" w:cs="Cambria Math" w:hint="eastAsia"/>
+          <w:sz w:val="24"/>
+          <w:szCs w:val="24"/>
+        </w:rPr>
+        <w:t>a</w:t>
       </w:r>
       <w:r>
         <w:rPr>

--- a/papers/Figures_1Oct2025.docx
+++ b/papers/Figures_1Oct2025.docx
@@ -1208,10 +1208,10 @@
         </w:rPr>
         <w:lastRenderedPageBreak/>
         <w:drawing>
-          <wp:inline distT="0" distB="0" distL="0" distR="0" wp14:anchorId="1AB4FA97" wp14:editId="6F9C1CB8">
+          <wp:inline distT="0" distB="0" distL="0" distR="0" wp14:anchorId="7555C880" wp14:editId="115ADE01">
             <wp:extent cx="6000750" cy="8094980"/>
             <wp:effectExtent l="0" t="0" r="0" b="1270"/>
-            <wp:docPr id="41338233" name="Picture 1" descr="A screenshot of a graph&#10;&#10;AI-generated content may be incorrect."/>
+            <wp:docPr id="106305411" name="Picture 1"/>
             <wp:cNvGraphicFramePr>
               <a:graphicFrameLocks xmlns:a="http://schemas.openxmlformats.org/drawingml/2006/main" noChangeAspect="1"/>
             </wp:cNvGraphicFramePr>
@@ -1219,7 +1219,7 @@
               <a:graphicData uri="http://schemas.openxmlformats.org/drawingml/2006/picture">
                 <pic:pic xmlns:pic="http://schemas.openxmlformats.org/drawingml/2006/picture">
                   <pic:nvPicPr>
-                    <pic:cNvPr id="41338233" name="Picture 1" descr="A screenshot of a graph&#10;&#10;AI-generated content may be incorrect."/>
+                    <pic:cNvPr id="106305411" name=""/>
                     <pic:cNvPicPr/>
                   </pic:nvPicPr>
                   <pic:blipFill>
@@ -1252,15 +1252,6 @@
           <w:szCs w:val="24"/>
         </w:rPr>
       </w:pPr>
-    </w:p>
-    <w:p>
-      <w:pPr>
-        <w:rPr>
-          <w:rFonts w:ascii="Aptos" w:hAnsi="Aptos" w:cs="Cambria Math"/>
-          <w:sz w:val="24"/>
-          <w:szCs w:val="24"/>
-        </w:rPr>
-      </w:pPr>
       <w:bookmarkStart w:id="1" w:name="_Hlk201150202"/>
       <w:r>
         <w:rPr>
@@ -1270,6 +1261,7 @@
           <w:sz w:val="24"/>
           <w:szCs w:val="24"/>
         </w:rPr>
+        <w:lastRenderedPageBreak/>
         <w:t>Fig</w:t>
       </w:r>
       <w:r>

--- a/papers/Figures_1Oct2025.docx
+++ b/papers/Figures_1Oct2025.docx
@@ -110,7 +110,25 @@
           <w:sz w:val="24"/>
           <w:szCs w:val="24"/>
         </w:rPr>
-        <w:t xml:space="preserve"> Vaccination then occurs after a random delay (thick green line) and v</w:t>
+        <w:t xml:space="preserve"> Vaccination then occurs after a random delay (thick green line</w:t>
+      </w:r>
+      <w:proofErr w:type="gramStart"/>
+      <w:r>
+        <w:rPr>
+          <w:rFonts w:ascii="Aptos" w:hAnsi="Aptos" w:cs="Cambria Math" w:hint="eastAsia"/>
+          <w:sz w:val="24"/>
+          <w:szCs w:val="24"/>
+        </w:rPr>
+        <w:t>)</w:t>
+      </w:r>
+      <w:proofErr w:type="gramEnd"/>
+      <w:r>
+        <w:rPr>
+          <w:rFonts w:ascii="Aptos" w:hAnsi="Aptos" w:cs="Cambria Math" w:hint="eastAsia"/>
+          <w:sz w:val="24"/>
+          <w:szCs w:val="24"/>
+        </w:rPr>
+        <w:t xml:space="preserve"> and v</w:t>
       </w:r>
       <w:r>
         <w:rPr>
@@ -624,7 +642,25 @@
           <w:sz w:val="24"/>
           <w:szCs w:val="24"/>
         </w:rPr>
-        <w:t>(C) Median epidemic curve with 95% central percentiles; inset shows the cumulative probability distribution of time to peak (in weeks).</w:t>
+        <w:t xml:space="preserve">(C) Median epidemic curve with 95% central percentiles; </w:t>
+      </w:r>
+      <w:proofErr w:type="gramStart"/>
+      <w:r>
+        <w:rPr>
+          <w:rFonts w:ascii="Aptos" w:hAnsi="Aptos" w:cs="Cambria Math"/>
+          <w:sz w:val="24"/>
+          <w:szCs w:val="24"/>
+        </w:rPr>
+        <w:t>inset</w:t>
+      </w:r>
+      <w:proofErr w:type="gramEnd"/>
+      <w:r>
+        <w:rPr>
+          <w:rFonts w:ascii="Aptos" w:hAnsi="Aptos" w:cs="Cambria Math"/>
+          <w:sz w:val="24"/>
+          <w:szCs w:val="24"/>
+        </w:rPr>
+        <w:t xml:space="preserve"> shows the cumulative probability distribution of time to peak (in weeks).</w:t>
       </w:r>
       <w:r>
         <w:rPr>
@@ -1147,7 +1183,16 @@
           <w:sz w:val="24"/>
           <w:szCs w:val="24"/>
         </w:rPr>
-        <w:t>above the X</w:t>
+        <w:t xml:space="preserve">above the </w:t>
+      </w:r>
+      <w:proofErr w:type="spellStart"/>
+      <w:r>
+        <w:rPr>
+          <w:rFonts w:ascii="Aptos" w:hAnsi="Aptos" w:cs="Cambria Math" w:hint="eastAsia"/>
+          <w:sz w:val="24"/>
+          <w:szCs w:val="24"/>
+        </w:rPr>
+        <w:t>X</w:t>
       </w:r>
       <w:r>
         <w:rPr>
@@ -1159,6 +1204,7 @@
         </w:rPr>
         <w:t>th</w:t>
       </w:r>
+      <w:proofErr w:type="spellEnd"/>
       <w:r>
         <w:rPr>
           <w:rFonts w:ascii="Aptos" w:hAnsi="Aptos" w:cs="Cambria Math" w:hint="eastAsia"/>
@@ -1208,10 +1254,10 @@
         </w:rPr>
         <w:lastRenderedPageBreak/>
         <w:drawing>
-          <wp:inline distT="0" distB="0" distL="0" distR="0" wp14:anchorId="7555C880" wp14:editId="115ADE01">
+          <wp:inline distT="0" distB="0" distL="0" distR="0" wp14:anchorId="7555C880" wp14:editId="34BF8F5B">
             <wp:extent cx="6000750" cy="8094980"/>
             <wp:effectExtent l="0" t="0" r="0" b="1270"/>
-            <wp:docPr id="106305411" name="Picture 1"/>
+            <wp:docPr id="106305411" name="Picture 1" descr="A screenshot of a graph&#10;&#10;AI-generated content may be incorrect."/>
             <wp:cNvGraphicFramePr>
               <a:graphicFrameLocks xmlns:a="http://schemas.openxmlformats.org/drawingml/2006/main" noChangeAspect="1"/>
             </wp:cNvGraphicFramePr>
@@ -1219,7 +1265,7 @@
               <a:graphicData uri="http://schemas.openxmlformats.org/drawingml/2006/picture">
                 <pic:pic xmlns:pic="http://schemas.openxmlformats.org/drawingml/2006/picture">
                   <pic:nvPicPr>
-                    <pic:cNvPr id="106305411" name=""/>
+                    <pic:cNvPr id="106305411" name="Picture 1" descr="A screenshot of a graph&#10;&#10;AI-generated content may be incorrect."/>
                     <pic:cNvPicPr/>
                   </pic:nvPicPr>
                   <pic:blipFill>

--- a/papers/Figures_1Oct2025.docx
+++ b/papers/Figures_1Oct2025.docx
@@ -2191,6 +2191,7 @@
   <w:style w:type="character" w:default="1" w:styleId="DefaultParagraphFont">
     <w:name w:val="Default Paragraph Font"/>
     <w:uiPriority w:val="1"/>
+    <w:semiHidden/>
     <w:unhideWhenUsed/>
   </w:style>
   <w:style w:type="table" w:default="1" w:styleId="TableNormal">

--- a/papers/Figures_1Oct2025.docx
+++ b/papers/Figures_1Oct2025.docx
@@ -1254,10 +1254,10 @@
         </w:rPr>
         <w:lastRenderedPageBreak/>
         <w:drawing>
-          <wp:inline distT="0" distB="0" distL="0" distR="0" wp14:anchorId="7555C880" wp14:editId="34BF8F5B">
-            <wp:extent cx="6000750" cy="8094980"/>
-            <wp:effectExtent l="0" t="0" r="0" b="1270"/>
-            <wp:docPr id="106305411" name="Picture 1" descr="A screenshot of a graph&#10;&#10;AI-generated content may be incorrect."/>
+          <wp:inline distT="0" distB="0" distL="0" distR="0" wp14:anchorId="5DFFF391" wp14:editId="3AC78460">
+            <wp:extent cx="6000750" cy="8094345"/>
+            <wp:effectExtent l="0" t="0" r="0" b="1905"/>
+            <wp:docPr id="1142944907" name="Picture 1" descr="A collage of graphs and diagrams&#10;&#10;AI-generated content may be incorrect."/>
             <wp:cNvGraphicFramePr>
               <a:graphicFrameLocks xmlns:a="http://schemas.openxmlformats.org/drawingml/2006/main" noChangeAspect="1"/>
             </wp:cNvGraphicFramePr>
@@ -1265,7 +1265,7 @@
               <a:graphicData uri="http://schemas.openxmlformats.org/drawingml/2006/picture">
                 <pic:pic xmlns:pic="http://schemas.openxmlformats.org/drawingml/2006/picture">
                   <pic:nvPicPr>
-                    <pic:cNvPr id="106305411" name="Picture 1" descr="A screenshot of a graph&#10;&#10;AI-generated content may be incorrect."/>
+                    <pic:cNvPr id="1142944907" name="Picture 1" descr="A collage of graphs and diagrams&#10;&#10;AI-generated content may be incorrect."/>
                     <pic:cNvPicPr/>
                   </pic:nvPicPr>
                   <pic:blipFill>
@@ -1277,7 +1277,7 @@
                   <pic:spPr>
                     <a:xfrm>
                       <a:off x="0" y="0"/>
-                      <a:ext cx="6000750" cy="8094980"/>
+                      <a:ext cx="6000750" cy="8094345"/>
                     </a:xfrm>
                     <a:prstGeom prst="rect">
                       <a:avLst/>

--- a/papers/Figures_1Oct2025.docx
+++ b/papers/Figures_1Oct2025.docx
@@ -1548,7 +1548,7 @@
     <w:p>
       <w:pPr>
         <w:rPr>
-          <w:rFonts w:ascii="Aptos" w:hAnsi="Aptos" w:cs="Cambria Math" w:hint="eastAsia"/>
+          <w:rFonts w:ascii="Aptos" w:hAnsi="Aptos" w:cs="Cambria Math"/>
           <w:sz w:val="24"/>
           <w:szCs w:val="24"/>
         </w:rPr>
@@ -1563,6 +1563,9 @@
         </w:rPr>
       </w:pPr>
       <w:r>
+        <w:rPr>
+          <w:noProof/>
+        </w:rPr>
         <w:lastRenderedPageBreak/>
         <w:drawing>
           <wp:inline distT="0" distB="0" distL="0" distR="0" wp14:anchorId="2C0EEFE2" wp14:editId="6FAEC151">
